--- a/EMAIL_SEQUENCE.docx
+++ b/EMAIL_SEQUENCE.docx
@@ -45,8 +45,15 @@
       <w:pPr>
         <w:pStyle w:val="ListBullet"/>
       </w:pPr>
+      <w:r/>
       <w:r>
-        <w:t>**Subject:** Your Edmonton Spring Property Checklist is Here!</w:t>
+        <w:rPr>
+          <w:b/>
+        </w:rPr>
+        <w:t>Subject:</w:t>
+      </w:r>
+      <w:r>
+        <w:t xml:space="preserve"> Your Edmonton Spring Property Checklist is Here!</w:t>
       </w:r>
     </w:p>
     <w:p>
@@ -58,9 +65,14 @@
       <w:pPr>
         <w:pStyle w:val="ListBullet"/>
       </w:pPr>
+      <w:r/>
       <w:r>
-        <w:t>**Body:**</w:t>
+        <w:rPr>
+          <w:b/>
+        </w:rPr>
+        <w:t>Body:</w:t>
       </w:r>
+      <w:r/>
     </w:p>
     <w:p>
       <w:r>
@@ -86,16 +98,30 @@
       <w:pPr>
         <w:pStyle w:val="ListBullet"/>
       </w:pPr>
+      <w:r/>
       <w:r>
-        <w:t>**For Homeowners:** [Link to Residential Spring Checklist / Guide]</w:t>
+        <w:rPr>
+          <w:b/>
+        </w:rPr>
+        <w:t>For Homeowners:</w:t>
+      </w:r>
+      <w:r>
+        <w:t xml:space="preserve"> [Link to Residential Spring Checklist / Guide]</w:t>
       </w:r>
     </w:p>
     <w:p>
       <w:pPr>
         <w:pStyle w:val="ListBullet"/>
       </w:pPr>
+      <w:r/>
       <w:r>
-        <w:t>**For Business Owners / Property Managers:** [Link to Commercial Spring Checklist / Guide]</w:t>
+        <w:rPr>
+          <w:b/>
+        </w:rPr>
+        <w:t>For Business Owners / Property Managers:</w:t>
+      </w:r>
+      <w:r>
+        <w:t xml:space="preserve"> [Link to Commercial Spring Checklist / Guide]</w:t>
       </w:r>
     </w:p>
     <w:p>
@@ -133,8 +159,15 @@
       <w:pPr>
         <w:pStyle w:val="ListBullet"/>
       </w:pPr>
+      <w:r/>
       <w:r>
-        <w:t>**Subject:** Spring Special: Get a Sparkling Home &amp; Save!</w:t>
+        <w:rPr>
+          <w:b/>
+        </w:rPr>
+        <w:t>Subject:</w:t>
+      </w:r>
+      <w:r>
+        <w:t xml:space="preserve"> Spring Special: Get a Sparkling Home &amp; Save!</w:t>
       </w:r>
     </w:p>
     <w:p>
@@ -146,9 +179,14 @@
       <w:pPr>
         <w:pStyle w:val="ListBullet"/>
       </w:pPr>
+      <w:r/>
       <w:r>
-        <w:t>**Body:**</w:t>
+        <w:rPr>
+          <w:b/>
+        </w:rPr>
+        <w:t>Body:</w:t>
       </w:r>
+      <w:r/>
     </w:p>
     <w:p>
       <w:r>
@@ -181,16 +219,30 @@
       <w:pPr>
         <w:pStyle w:val="ListBullet"/>
       </w:pPr>
+      <w:r/>
       <w:r>
-        <w:t>**Professional Window Cleaning:** Streak-free shine, inside and out.</w:t>
+        <w:rPr>
+          <w:b/>
+        </w:rPr>
+        <w:t>Professional Window Cleaning:</w:t>
+      </w:r>
+      <w:r>
+        <w:t xml:space="preserve"> Streak-free shine, inside and out.</w:t>
       </w:r>
     </w:p>
     <w:p>
       <w:pPr>
         <w:pStyle w:val="ListBullet"/>
       </w:pPr>
+      <w:r/>
       <w:r>
-        <w:t>**Thorough Gutter Cleaning:** Clear out debris, prevent water damage.</w:t>
+        <w:rPr>
+          <w:b/>
+        </w:rPr>
+        <w:t>Thorough Gutter Cleaning:</w:t>
+      </w:r>
+      <w:r>
+        <w:t xml:space="preserve"> Clear out debris, prevent water damage.</w:t>
       </w:r>
     </w:p>
     <w:p>
@@ -259,8 +311,15 @@
       <w:pPr>
         <w:pStyle w:val="ListBullet"/>
       </w:pPr>
+      <w:r/>
       <w:r>
-        <w:t>**Subject:** Is Your Siding Under Attack? What You Need to Know.</w:t>
+        <w:rPr>
+          <w:b/>
+        </w:rPr>
+        <w:t>Subject:</w:t>
+      </w:r>
+      <w:r>
+        <w:t xml:space="preserve"> Is Your Siding Under Attack? What You Need to Know.</w:t>
       </w:r>
     </w:p>
     <w:p>
@@ -272,9 +331,14 @@
       <w:pPr>
         <w:pStyle w:val="ListBullet"/>
       </w:pPr>
+      <w:r/>
       <w:r>
-        <w:t>**Body:**</w:t>
+        <w:rPr>
+          <w:b/>
+        </w:rPr>
+        <w:t>Body:</w:t>
       </w:r>
+      <w:r/>
     </w:p>
     <w:p>
       <w:r>
@@ -340,8 +404,15 @@
       <w:pPr>
         <w:pStyle w:val="ListBullet"/>
       </w:pPr>
+      <w:r/>
       <w:r>
-        <w:t>**Subject:** Flash Sale: 15% OFF Pressure Washing!</w:t>
+        <w:rPr>
+          <w:b/>
+        </w:rPr>
+        <w:t>Subject:</w:t>
+      </w:r>
+      <w:r>
+        <w:t xml:space="preserve"> Flash Sale: 15% OFF Pressure Washing!</w:t>
       </w:r>
     </w:p>
     <w:p>
@@ -353,9 +424,14 @@
       <w:pPr>
         <w:pStyle w:val="ListBullet"/>
       </w:pPr>
+      <w:r/>
       <w:r>
-        <w:t>**Body:**</w:t>
+        <w:rPr>
+          <w:b/>
+        </w:rPr>
+        <w:t>Body:</w:t>
       </w:r>
+      <w:r/>
     </w:p>
     <w:p>
       <w:r>
@@ -391,24 +467,45 @@
       <w:pPr>
         <w:pStyle w:val="ListBullet"/>
       </w:pPr>
+      <w:r/>
       <w:r>
-        <w:t>**Instant Transformation:** See immediate results.</w:t>
+        <w:rPr>
+          <w:b/>
+        </w:rPr>
+        <w:t>Instant Transformation:</w:t>
+      </w:r>
+      <w:r>
+        <w:t xml:space="preserve"> See immediate results.</w:t>
       </w:r>
     </w:p>
     <w:p>
       <w:pPr>
         <w:pStyle w:val="ListBullet"/>
       </w:pPr>
+      <w:r/>
       <w:r>
-        <w:t>**Protect Your Investment:** Prevent long-term damage from buildup.</w:t>
+        <w:rPr>
+          <w:b/>
+        </w:rPr>
+        <w:t>Protect Your Investment:</w:t>
+      </w:r>
+      <w:r>
+        <w:t xml:space="preserve"> Prevent long-term damage from buildup.</w:t>
       </w:r>
     </w:p>
     <w:p>
       <w:pPr>
         <w:pStyle w:val="ListBullet"/>
       </w:pPr>
+      <w:r/>
       <w:r>
-        <w:t>**Limited-Time Savings:** This offer won't last!</w:t>
+        <w:rPr>
+          <w:b/>
+        </w:rPr>
+        <w:t>Limited-Time Savings:</w:t>
+      </w:r>
+      <w:r>
+        <w:t xml:space="preserve"> This offer won't last!</w:t>
       </w:r>
     </w:p>
     <w:p>
@@ -465,8 +562,15 @@
       <w:pPr>
         <w:pStyle w:val="ListBullet"/>
       </w:pPr>
+      <w:r/>
       <w:r>
-        <w:t>**Subject:** The Secret to Perfectly Streak-Free Windows (Revealed!)</w:t>
+        <w:rPr>
+          <w:b/>
+        </w:rPr>
+        <w:t>Subject:</w:t>
+      </w:r>
+      <w:r>
+        <w:t xml:space="preserve"> The Secret to Perfectly Streak-Free Windows (Revealed!)</w:t>
       </w:r>
     </w:p>
     <w:p>
@@ -478,9 +582,14 @@
       <w:pPr>
         <w:pStyle w:val="ListBullet"/>
       </w:pPr>
+      <w:r/>
       <w:r>
-        <w:t>**Body:**</w:t>
+        <w:rPr>
+          <w:b/>
+        </w:rPr>
+        <w:t>Body:</w:t>
       </w:r>
+      <w:r/>
     </w:p>
     <w:p>
       <w:r>
@@ -546,8 +655,15 @@
       <w:pPr>
         <w:pStyle w:val="ListBullet"/>
       </w:pPr>
+      <w:r/>
       <w:r>
-        <w:t>**Subject:** Get $50, Give $50: Share the Sparkle!</w:t>
+        <w:rPr>
+          <w:b/>
+        </w:rPr>
+        <w:t>Subject:</w:t>
+      </w:r>
+      <w:r>
+        <w:t xml:space="preserve"> Get $50, Give $50: Share the Sparkle!</w:t>
       </w:r>
     </w:p>
     <w:p>
@@ -559,9 +675,14 @@
       <w:pPr>
         <w:pStyle w:val="ListBullet"/>
       </w:pPr>
+      <w:r/>
       <w:r>
-        <w:t>**Body:**</w:t>
+        <w:rPr>
+          <w:b/>
+        </w:rPr>
+        <w:t>Body:</w:t>
       </w:r>
+      <w:r/>
     </w:p>
     <w:p>
       <w:r>
@@ -603,15 +724,31 @@
         <w:pStyle w:val="ListNumber"/>
       </w:pPr>
       <w:r>
-        <w:t>When they book and complete their first service, they'll get **$50 OFF!**</w:t>
+        <w:t xml:space="preserve">When they book and complete their first service, they'll get </w:t>
       </w:r>
+      <w:r>
+        <w:rPr>
+          <w:b/>
+        </w:rPr>
+        <w:t>$50 OFF!</w:t>
+      </w:r>
+      <w:r/>
     </w:p>
     <w:p>
       <w:pPr>
         <w:pStyle w:val="ListNumber"/>
       </w:pPr>
       <w:r>
-        <w:t>And you? You'll also receive a **$50 credit** towards your next service!</w:t>
+        <w:t xml:space="preserve">And you? You'll also receive a </w:t>
+      </w:r>
+      <w:r>
+        <w:rPr>
+          <w:b/>
+        </w:rPr>
+        <w:t>$50 credit</w:t>
+      </w:r>
+      <w:r>
+        <w:t xml:space="preserve"> towards your next service!</w:t>
       </w:r>
     </w:p>
     <w:p>
@@ -680,8 +817,15 @@
       <w:pPr>
         <w:pStyle w:val="ListBullet"/>
       </w:pPr>
+      <w:r/>
       <w:r>
-        <w:t>**Subject (Commercial):** Boost Productivity &amp; Profits: The ROI of a Clean Workspace</w:t>
+        <w:rPr>
+          <w:b/>
+        </w:rPr>
+        <w:t>Subject (Commercial):</w:t>
+      </w:r>
+      <w:r>
+        <w:t xml:space="preserve"> Boost Productivity &amp; Profits: The ROI of a Clean Workspace</w:t>
       </w:r>
     </w:p>
     <w:p>
@@ -693,9 +837,14 @@
       <w:pPr>
         <w:pStyle w:val="ListBullet"/>
       </w:pPr>
+      <w:r/>
       <w:r>
-        <w:t>**Body (Commercial):**</w:t>
+        <w:rPr>
+          <w:b/>
+        </w:rPr>
+        <w:t>Body (Commercial):</w:t>
       </w:r>
+      <w:r/>
     </w:p>
     <w:p>
       <w:r>
@@ -750,17 +899,29 @@
       <w:pPr>
         <w:pStyle w:val="ListBullet"/>
       </w:pPr>
+      <w:r/>
       <w:r>
-        <w:t>**Subject (Residential):** Reclaim Your Weekends: Stop Cleaning, Start Living!</w:t>
+        <w:rPr>
+          <w:b/>
+        </w:rPr>
+        <w:t>Subject (Residential):</w:t>
+      </w:r>
+      <w:r>
+        <w:t xml:space="preserve"> Reclaim Your Weekends: Stop Cleaning, Start Living!</w:t>
       </w:r>
     </w:p>
     <w:p>
       <w:pPr>
         <w:pStyle w:val="ListBullet"/>
       </w:pPr>
+      <w:r/>
       <w:r>
-        <w:t>**Body (Residential):**</w:t>
+        <w:rPr>
+          <w:b/>
+        </w:rPr>
+        <w:t>Body (Residential):</w:t>
       </w:r>
+      <w:r/>
     </w:p>
     <w:p>
       <w:r>
@@ -826,8 +987,15 @@
       <w:pPr>
         <w:pStyle w:val="ListBullet"/>
       </w:pPr>
+      <w:r/>
       <w:r>
-        <w:t>**Subject:** Back-to-Routine Deep Clean Special!</w:t>
+        <w:rPr>
+          <w:b/>
+        </w:rPr>
+        <w:t>Subject:</w:t>
+      </w:r>
+      <w:r>
+        <w:t xml:space="preserve"> Back-to-Routine Deep Clean Special!</w:t>
       </w:r>
     </w:p>
     <w:p>
@@ -839,9 +1007,14 @@
       <w:pPr>
         <w:pStyle w:val="ListBullet"/>
       </w:pPr>
+      <w:r/>
       <w:r>
-        <w:t>**Body:**</w:t>
+        <w:rPr>
+          <w:b/>
+        </w:rPr>
+        <w:t>Body:</w:t>
       </w:r>
+      <w:r/>
     </w:p>
     <w:p>
       <w:r>
@@ -970,8 +1143,15 @@
       <w:pPr>
         <w:pStyle w:val="ListBullet"/>
       </w:pPr>
+      <w:r/>
       <w:r>
-        <w:t>**Subject:** Don't Let Clogged Gutters Ruin Your Edmonton Winter!</w:t>
+        <w:rPr>
+          <w:b/>
+        </w:rPr>
+        <w:t>Subject:</w:t>
+      </w:r>
+      <w:r>
+        <w:t xml:space="preserve"> Don't Let Clogged Gutters Ruin Your Edmonton Winter!</w:t>
       </w:r>
     </w:p>
     <w:p>
@@ -983,9 +1163,14 @@
       <w:pPr>
         <w:pStyle w:val="ListBullet"/>
       </w:pPr>
+      <w:r/>
       <w:r>
-        <w:t>**Body:**</w:t>
+        <w:rPr>
+          <w:b/>
+        </w:rPr>
+        <w:t>Body:</w:t>
       </w:r>
+      <w:r/>
     </w:p>
     <w:p>
       <w:r>
@@ -1051,8 +1236,15 @@
       <w:pPr>
         <w:pStyle w:val="ListBullet"/>
       </w:pPr>
+      <w:r/>
       <w:r>
-        <w:t>**Subject:** Early Bird Special: Secure Your Fall Gutter Cleaning!</w:t>
+        <w:rPr>
+          <w:b/>
+        </w:rPr>
+        <w:t>Subject:</w:t>
+      </w:r>
+      <w:r>
+        <w:t xml:space="preserve"> Early Bird Special: Secure Your Fall Gutter Cleaning!</w:t>
       </w:r>
     </w:p>
     <w:p>
@@ -1064,9 +1256,14 @@
       <w:pPr>
         <w:pStyle w:val="ListBullet"/>
       </w:pPr>
+      <w:r/>
       <w:r>
-        <w:t>**Body:**</w:t>
+        <w:rPr>
+          <w:b/>
+        </w:rPr>
+        <w:t>Body:</w:t>
       </w:r>
+      <w:r/>
     </w:p>
     <w:p>
       <w:r>
@@ -1110,24 +1307,45 @@
       <w:pPr>
         <w:pStyle w:val="ListBullet"/>
       </w:pPr>
+      <w:r/>
       <w:r>
-        <w:t>**Avoid the Rush:** Get your preferred date and time.</w:t>
+        <w:rPr>
+          <w:b/>
+        </w:rPr>
+        <w:t>Avoid the Rush:</w:t>
+      </w:r>
+      <w:r>
+        <w:t xml:space="preserve"> Get your preferred date and time.</w:t>
       </w:r>
     </w:p>
     <w:p>
       <w:pPr>
         <w:pStyle w:val="ListBullet"/>
       </w:pPr>
+      <w:r/>
       <w:r>
-        <w:t>**Prevent Costly Damage:** Protect your roof, siding, and foundation.</w:t>
+        <w:rPr>
+          <w:b/>
+        </w:rPr>
+        <w:t>Prevent Costly Damage:</w:t>
+      </w:r>
+      <w:r>
+        <w:t xml:space="preserve"> Protect your roof, siding, and foundation.</w:t>
       </w:r>
     </w:p>
     <w:p>
       <w:pPr>
         <w:pStyle w:val="ListBullet"/>
       </w:pPr>
+      <w:r/>
       <w:r>
-        <w:t>**Peace of Mind:** Go into winter knowing your gutters are clear.</w:t>
+        <w:rPr>
+          <w:b/>
+        </w:rPr>
+        <w:t>Peace of Mind:</w:t>
+      </w:r>
+      <w:r>
+        <w:t xml:space="preserve"> Go into winter knowing your gutters are clear.</w:t>
       </w:r>
     </w:p>
     <w:p>
@@ -1184,8 +1402,15 @@
       <w:pPr>
         <w:pStyle w:val="ListBullet"/>
       </w:pPr>
+      <w:r/>
       <w:r>
-        <w:t>**Subject:** Edmonton Winter Ready: Your Essential Property Checklist</w:t>
+        <w:rPr>
+          <w:b/>
+        </w:rPr>
+        <w:t>Subject:</w:t>
+      </w:r>
+      <w:r>
+        <w:t xml:space="preserve"> Edmonton Winter Ready: Your Essential Property Checklist</w:t>
       </w:r>
     </w:p>
     <w:p>
@@ -1197,9 +1422,14 @@
       <w:pPr>
         <w:pStyle w:val="ListBullet"/>
       </w:pPr>
+      <w:r/>
       <w:r>
-        <w:t>**Body:**</w:t>
+        <w:rPr>
+          <w:b/>
+        </w:rPr>
+        <w:t>Body:</w:t>
       </w:r>
+      <w:r/>
     </w:p>
     <w:p>
       <w:r>
@@ -1274,8 +1504,15 @@
       <w:pPr>
         <w:pStyle w:val="ListBullet"/>
       </w:pPr>
+      <w:r/>
       <w:r>
-        <w:t>**Subject (Residential):** Lock in 2024 Pricing: Plan Your 2025 Property Care Now!</w:t>
+        <w:rPr>
+          <w:b/>
+        </w:rPr>
+        <w:t>Subject (Residential):</w:t>
+      </w:r>
+      <w:r>
+        <w:t xml:space="preserve"> Lock in 2024 Pricing: Plan Your 2025 Property Care Now!</w:t>
       </w:r>
     </w:p>
     <w:p>
@@ -1287,9 +1524,14 @@
       <w:pPr>
         <w:pStyle w:val="ListBullet"/>
       </w:pPr>
+      <w:r/>
       <w:r>
-        <w:t>**Body (Residential):**</w:t>
+        <w:rPr>
+          <w:b/>
+        </w:rPr>
+        <w:t>Body (Residential):</w:t>
       </w:r>
+      <w:r/>
     </w:p>
     <w:p>
       <w:r>
@@ -1324,24 +1566,45 @@
       <w:pPr>
         <w:pStyle w:val="ListBullet"/>
       </w:pPr>
+      <w:r/>
       <w:r>
-        <w:t>**Price Protection:** Guarantee today's rates for next year.</w:t>
+        <w:rPr>
+          <w:b/>
+        </w:rPr>
+        <w:t>Price Protection:</w:t>
+      </w:r>
+      <w:r>
+        <w:t xml:space="preserve"> Guarantee today's rates for next year.</w:t>
       </w:r>
     </w:p>
     <w:p>
       <w:pPr>
         <w:pStyle w:val="ListBullet"/>
       </w:pPr>
+      <w:r/>
       <w:r>
-        <w:t>**Priority Scheduling:** Get your preferred dates for seasonal services.</w:t>
+        <w:rPr>
+          <w:b/>
+        </w:rPr>
+        <w:t>Priority Scheduling:</w:t>
+      </w:r>
+      <w:r>
+        <w:t xml:space="preserve"> Get your preferred dates for seasonal services.</w:t>
       </w:r>
     </w:p>
     <w:p>
       <w:pPr>
         <w:pStyle w:val="ListBullet"/>
       </w:pPr>
+      <w:r/>
       <w:r>
-        <w:t>**Effortless Maintenance:** Set it and forget it for a year of pristine property.</w:t>
+        <w:rPr>
+          <w:b/>
+        </w:rPr>
+        <w:t>Effortless Maintenance:</w:t>
+      </w:r>
+      <w:r>
+        <w:t xml:space="preserve"> Set it and forget it for a year of pristine property.</w:t>
       </w:r>
     </w:p>
     <w:p>
@@ -1375,17 +1638,29 @@
       <w:pPr>
         <w:pStyle w:val="ListBullet"/>
       </w:pPr>
+      <w:r/>
       <w:r>
-        <w:t>**Subject (Commercial):** Secure Your Winter &amp; 2025 Commercial Cleaning Contract Now!</w:t>
+        <w:rPr>
+          <w:b/>
+        </w:rPr>
+        <w:t>Subject (Commercial):</w:t>
+      </w:r>
+      <w:r>
+        <w:t xml:space="preserve"> Secure Your Winter &amp; 2025 Commercial Cleaning Contract Now!</w:t>
       </w:r>
     </w:p>
     <w:p>
       <w:pPr>
         <w:pStyle w:val="ListBullet"/>
       </w:pPr>
+      <w:r/>
       <w:r>
-        <w:t>**Body (Commercial):**</w:t>
+        <w:rPr>
+          <w:b/>
+        </w:rPr>
+        <w:t>Body (Commercial):</w:t>
       </w:r>
+      <w:r/>
     </w:p>
     <w:p>
       <w:r>
@@ -1420,32 +1695,60 @@
       <w:pPr>
         <w:pStyle w:val="ListBullet"/>
       </w:pPr>
+      <w:r/>
       <w:r>
-        <w:t>**Consistent Quality:** Maintain a professional image year-round.</w:t>
+        <w:rPr>
+          <w:b/>
+        </w:rPr>
+        <w:t>Consistent Quality:</w:t>
+      </w:r>
+      <w:r>
+        <w:t xml:space="preserve"> Maintain a professional image year-round.</w:t>
       </w:r>
     </w:p>
     <w:p>
       <w:pPr>
         <w:pStyle w:val="ListBullet"/>
       </w:pPr>
+      <w:r/>
       <w:r>
-        <w:t>**Budget Predictability:** Lock in rates and avoid surprises.</w:t>
+        <w:rPr>
+          <w:b/>
+        </w:rPr>
+        <w:t>Budget Predictability:</w:t>
+      </w:r>
+      <w:r>
+        <w:t xml:space="preserve"> Lock in rates and avoid surprises.</w:t>
       </w:r>
     </w:p>
     <w:p>
       <w:pPr>
         <w:pStyle w:val="ListBullet"/>
       </w:pPr>
+      <w:r/>
       <w:r>
-        <w:t>**Dedicated Team:** Enjoy reliable, experienced cleaning professionals.</w:t>
+        <w:rPr>
+          <w:b/>
+        </w:rPr>
+        <w:t>Dedicated Team:</w:t>
+      </w:r>
+      <w:r>
+        <w:t xml:space="preserve"> Enjoy reliable, experienced cleaning professionals.</w:t>
       </w:r>
     </w:p>
     <w:p>
       <w:pPr>
         <w:pStyle w:val="ListBullet"/>
       </w:pPr>
+      <w:r/>
       <w:r>
-        <w:t>**Customizable Plans:** Services tailored to your specific business needs.</w:t>
+        <w:rPr>
+          <w:b/>
+        </w:rPr>
+        <w:t>Customizable Plans:</w:t>
+      </w:r>
+      <w:r>
+        <w:t xml:space="preserve"> Services tailored to your specific business needs.</w:t>
       </w:r>
     </w:p>
     <w:p>

--- a/EMAIL_SEQUENCE.docx
+++ b/EMAIL_SEQUENCE.docx
@@ -5,6 +5,30 @@
     <w:p>
       <w:pPr>
         <w:pStyle w:val="Title"/>
+      </w:pPr>
+      <w:r>
+        <w:rPr>
+          <w:color w:val="1F4E78"/>
+        </w:rPr>
+        <w:t>Email Sequence</w:t>
+      </w:r>
+    </w:p>
+    <w:p>
+      <w:pPr>
+        <w:jc w:val="center"/>
+      </w:pPr>
+      <w:r>
+        <w:rPr>
+          <w:i/>
+          <w:sz w:val="20"/>
+        </w:rPr>
+        <w:t>Author: All Clean Property Services  |  April 24, 2026</w:t>
+      </w:r>
+    </w:p>
+    <w:p/>
+    <w:p>
+      <w:pPr>
+        <w:pStyle w:val="Heading1"/>
       </w:pPr>
       <w:r>
         <w:rPr>

--- a/EMAIL_SEQUENCE.docx
+++ b/EMAIL_SEQUENCE.docx
@@ -5,30 +5,6 @@
     <w:p>
       <w:pPr>
         <w:pStyle w:val="Title"/>
-      </w:pPr>
-      <w:r>
-        <w:rPr>
-          <w:color w:val="1F4E78"/>
-        </w:rPr>
-        <w:t>Email Sequence</w:t>
-      </w:r>
-    </w:p>
-    <w:p>
-      <w:pPr>
-        <w:jc w:val="center"/>
-      </w:pPr>
-      <w:r>
-        <w:rPr>
-          <w:i/>
-          <w:sz w:val="20"/>
-        </w:rPr>
-        <w:t>Author: All Clean Property Services  |  April 24, 2026</w:t>
-      </w:r>
-    </w:p>
-    <w:p/>
-    <w:p>
-      <w:pPr>
-        <w:pStyle w:val="Heading1"/>
       </w:pPr>
       <w:r>
         <w:rPr>

--- a/EMAIL_SEQUENCE.docx
+++ b/EMAIL_SEQUENCE.docx
@@ -5,6 +5,30 @@
     <w:p>
       <w:pPr>
         <w:pStyle w:val="Title"/>
+      </w:pPr>
+      <w:r>
+        <w:rPr>
+          <w:color w:val="1F4E78"/>
+        </w:rPr>
+        <w:t>All Clean Property Services Email Sequence</w:t>
+      </w:r>
+    </w:p>
+    <w:p>
+      <w:pPr>
+        <w:jc w:val="center"/>
+      </w:pPr>
+      <w:r>
+        <w:rPr>
+          <w:i/>
+          <w:sz w:val="20"/>
+        </w:rPr>
+        <w:t>Author: CMO  |  April 27, 2026</w:t>
+      </w:r>
+    </w:p>
+    <w:p/>
+    <w:p>
+      <w:pPr>
+        <w:pStyle w:val="Heading1"/>
       </w:pPr>
       <w:r>
         <w:rPr>
